--- a/Unidade3/PlanejamentoAplicativo.docx
+++ b/Unidade3/PlanejamentoAplicativo.docx
@@ -9,13 +9,12 @@
         <w:tblLook w:val="04A0" w:firstRow="1" w:lastRow="0" w:firstColumn="1" w:lastColumn="0" w:noHBand="0" w:noVBand="1"/>
       </w:tblPr>
       <w:tblGrid>
-        <w:gridCol w:w="4814"/>
-        <w:gridCol w:w="4814"/>
+        <w:gridCol w:w="9628"/>
       </w:tblGrid>
       <w:tr>
         <w:tc>
           <w:tcPr>
-            <w:tcW w:w="2500" w:type="pct"/>
+            <w:tcW w:w="5000" w:type="pct"/>
           </w:tcPr>
           <w:p>
             <w:pPr>
@@ -30,28 +29,6 @@
                 <w:bCs/>
               </w:rPr>
               <w:t>Equipe Ciência da Computação:</w:t>
-            </w:r>
-          </w:p>
-          <w:p/>
-          <w:p/>
-        </w:tc>
-        <w:tc>
-          <w:tcPr>
-            <w:tcW w:w="2500" w:type="pct"/>
-          </w:tcPr>
-          <w:p>
-            <w:pPr>
-              <w:rPr>
-                <w:b/>
-                <w:bCs/>
-              </w:rPr>
-            </w:pPr>
-            <w:r>
-              <w:rPr>
-                <w:b/>
-                <w:bCs/>
-              </w:rPr>
-              <w:t>Equipe Tecnologias Educacionais:</w:t>
             </w:r>
           </w:p>
           <w:p/>
@@ -62,7 +39,6 @@
         <w:tc>
           <w:tcPr>
             <w:tcW w:w="5000" w:type="pct"/>
-            <w:gridSpan w:val="2"/>
           </w:tcPr>
           <w:p>
             <w:pPr>
@@ -87,7 +63,6 @@
         <w:tc>
           <w:tcPr>
             <w:tcW w:w="5000" w:type="pct"/>
-            <w:gridSpan w:val="2"/>
           </w:tcPr>
           <w:p>
             <w:pPr>
@@ -112,7 +87,6 @@
         <w:tc>
           <w:tcPr>
             <w:tcW w:w="5000" w:type="pct"/>
-            <w:gridSpan w:val="2"/>
           </w:tcPr>
           <w:p>
             <w:pPr>
@@ -133,7 +107,14 @@
                 <w:b/>
                 <w:bCs/>
               </w:rPr>
-              <w:t xml:space="preserve">contexto educativo </w:t>
+              <w:t xml:space="preserve">contexto </w:t>
+            </w:r>
+            <w:r>
+              <w:rPr>
+                <w:b/>
+                <w:bCs/>
+              </w:rPr>
+              <w:t xml:space="preserve">(interdisciplinaridade) </w:t>
             </w:r>
             <w:r>
               <w:rPr>
@@ -165,7 +146,6 @@
         <w:tc>
           <w:tcPr>
             <w:tcW w:w="5000" w:type="pct"/>
-            <w:gridSpan w:val="2"/>
           </w:tcPr>
           <w:p>
             <w:pPr>
@@ -186,7 +166,14 @@
                 <w:b/>
                 <w:bCs/>
               </w:rPr>
-              <w:t>quatro</w:t>
+              <w:t xml:space="preserve">três </w:t>
+            </w:r>
+            <w:r>
+              <w:rPr>
+                <w:b/>
+                <w:bCs/>
+              </w:rPr>
+              <w:t>objetivos</w:t>
             </w:r>
             <w:r>
               <w:rPr>
@@ -200,7 +187,7 @@
                 <w:b/>
                 <w:bCs/>
               </w:rPr>
-              <w:t>objetivos de aprendizagem esperados</w:t>
+              <w:t>esperados</w:t>
             </w:r>
             <w:r>
               <w:rPr>
@@ -223,11 +210,6 @@
           <w:p>
             <w:r>
               <w:t>c)</w:t>
-            </w:r>
-          </w:p>
-          <w:p>
-            <w:r>
-              <w:t>d)</w:t>
             </w:r>
           </w:p>
           <w:p>
@@ -242,7 +224,6 @@
         <w:tc>
           <w:tcPr>
             <w:tcW w:w="5000" w:type="pct"/>
-            <w:gridSpan w:val="2"/>
           </w:tcPr>
           <w:p>
             <w:pPr>
@@ -270,14 +251,7 @@
                 <w:b/>
                 <w:bCs/>
               </w:rPr>
-              <w:t>ferramentas de desenvolvimento</w:t>
-            </w:r>
-            <w:r>
-              <w:rPr>
-                <w:b/>
-                <w:bCs/>
-              </w:rPr>
-              <w:t xml:space="preserve">, </w:t>
+              <w:t xml:space="preserve">ferramentas de desenvolvimento, </w:t>
             </w:r>
             <w:r>
               <w:rPr>
@@ -354,7 +328,6 @@
         <w:tc>
           <w:tcPr>
             <w:tcW w:w="5000" w:type="pct"/>
-            <w:gridSpan w:val="2"/>
           </w:tcPr>
           <w:p>
             <w:pPr>
@@ -459,7 +432,6 @@
         <w:tc>
           <w:tcPr>
             <w:tcW w:w="5000" w:type="pct"/>
-            <w:gridSpan w:val="2"/>
           </w:tcPr>
           <w:p>
             <w:pPr>
@@ -473,16 +445,12 @@
                 <w:b/>
                 <w:bCs/>
               </w:rPr>
-              <w:t>Desenhe e anexe</w:t>
-            </w:r>
-            <w:r>
-              <w:rPr>
-                <w:b/>
-                <w:bCs/>
-              </w:rPr>
-              <w:t xml:space="preserve"> as principais telas do aplicativo, associando-as aos requisitos funcionais:</w:t>
-            </w:r>
-          </w:p>
+              <w:t>Desenhe e anexe as principais telas do aplicativo, associando-as aos requisitos funcionais. Lembre-se de que em Realidade Virtual “as telas” podem sair do espaço de tela do equipamento de exibição. Por exemplo, em Realidade Aumentada, muitas vezes se usam “marcadores de imagem” para associar uma posição do mundo real ao virtual. Então, lembre-se de também representar esse cenário no seu desenho.</w:t>
+            </w:r>
+          </w:p>
+          <w:p/>
+          <w:p/>
+          <w:p/>
           <w:p/>
           <w:p/>
         </w:tc>
@@ -1199,7 +1167,6 @@
   <w:style w:type="character" w:default="1" w:styleId="Fontepargpadro">
     <w:name w:val="Default Paragraph Font"/>
     <w:uiPriority w:val="1"/>
-    <w:semiHidden/>
     <w:unhideWhenUsed/>
   </w:style>
   <w:style w:type="table" w:default="1" w:styleId="Tabelanormal">
